--- a/report/Практика 3_Вариант 4_Мельников_ТРПО23-2.docx
+++ b/report/Практика 3_Вариант 4_Мельников_ТРПО23-2.docx
@@ -86,7 +86,7 @@
     </w:p>
     <w:p>
       <w:r>
-        <w:t>Приложение и отчёт подготовлены локально. Удалённый репозиторий ещё не опубликован; ссылка для преподавателя будет добавлена после публикации. Испытания выполнены на Windows x64.</w:t>
+        <w:t>Приложение и отчёт опубликованы в общедоступном репозитории https://github.com/melnofff/crossplatform-practice-03. Испытания выполнены на Windows x64.</w:t>
       </w:r>
     </w:p>
     <w:p>
@@ -122,7 +122,7 @@
       <w:r>
         <w:drawing>
           <wp:inline xmlns:a="http://schemas.openxmlformats.org/drawingml/2006/main" xmlns:pic="http://schemas.openxmlformats.org/drawingml/2006/picture">
-            <wp:extent cx="5940000" cy="3738428"/>
+            <wp:extent cx="5940000" cy="3168000"/>
             <wp:docPr id="1" name="Picture 1"/>
             <wp:cNvGraphicFramePr>
               <a:graphicFrameLocks noChangeAspect="1"/>
@@ -143,7 +143,7 @@
                   <pic:spPr>
                     <a:xfrm>
                       <a:off x="0" y="0"/>
-                      <a:ext cx="5940000" cy="3738428"/>
+                      <a:ext cx="5940000" cy="3168000"/>
                     </a:xfrm>
                     <a:prstGeom prst="rect"/>
                   </pic:spPr>
@@ -162,7 +162,7 @@
         <w:rPr>
           <w:sz w:val="20"/>
         </w:rPr>
-        <w:t>Рисунок 1 — фактические результаты проверки версий, сохранённые в журнале.</w:t>
+        <w:t>Рисунок 1 — реальный терминал: версии окружения, запуск C-программ и размеры файлов.</w:t>
       </w:r>
     </w:p>
     <w:p>
@@ -197,7 +197,7 @@
     </w:p>
     <w:p>
       <w:r>
-        <w:t>Локальный Git-репозиторий создан на ветке main; код зафиксирован осмысленным коммитом «Реализовать окно Electron, безопасный IPC и главное меню варианта 4». Отчёт и результаты испытаний фиксируются отдельным коммитом. Публикация и push пока не выполнены.</w:t>
+        <w:t>Git-репозиторий опубликован на GitHub, ветка main отправлена командой git push -u origin main. Код, отчёт и дополнительные измерения сохранены отдельными осмысленными коммитами. Публичный доступ проверен в браузере без входа в аккаунт.</w:t>
       </w:r>
     </w:p>
     <w:p>
@@ -332,6 +332,147 @@
         <w:pStyle w:val="Heading1"/>
       </w:pPr>
       <w:r>
+        <w:t>1 Снимок манифеста проекта</w:t>
+      </w:r>
+    </w:p>
+    <w:p>
+      <w:pPr>
+        <w:keepNext/>
+      </w:pPr>
+      <w:r>
+        <w:drawing>
+          <wp:inline xmlns:a="http://schemas.openxmlformats.org/drawingml/2006/main" xmlns:pic="http://schemas.openxmlformats.org/drawingml/2006/picture">
+            <wp:extent cx="5760000" cy="6188016"/>
+            <wp:docPr id="2" name="Picture 2"/>
+            <wp:cNvGraphicFramePr>
+              <a:graphicFrameLocks noChangeAspect="1"/>
+            </wp:cNvGraphicFramePr>
+            <a:graphic>
+              <a:graphicData uri="http://schemas.openxmlformats.org/drawingml/2006/picture">
+                <pic:pic>
+                  <pic:nvPicPr>
+                    <pic:cNvPr id="0" name="package.jpg"/>
+                    <pic:cNvPicPr/>
+                  </pic:nvPicPr>
+                  <pic:blipFill>
+                    <a:blip r:embed="rId11"/>
+                    <a:stretch>
+                      <a:fillRect/>
+                    </a:stretch>
+                  </pic:blipFill>
+                  <pic:spPr>
+                    <a:xfrm>
+                      <a:off x="0" y="0"/>
+                      <a:ext cx="5760000" cy="6188016"/>
+                    </a:xfrm>
+                    <a:prstGeom prst="rect"/>
+                  </pic:spPr>
+                </pic:pic>
+              </a:graphicData>
+            </a:graphic>
+          </wp:inline>
+        </w:drawing>
+      </w:r>
+    </w:p>
+    <w:p>
+      <w:pPr>
+        <w:spacing w:after="160"/>
+      </w:pPr>
+      <w:r>
+        <w:rPr>
+          <w:sz w:val="20"/>
+        </w:rPr>
+        <w:t>Рисунок 2 — package.json опубликованного проекта: метаданные, команды и настройки сборки.</w:t>
+      </w:r>
+    </w:p>
+    <w:p>
+      <w:r>
+        <w:t>Полный текст манифеста приведён на предыдущей странице. private: true запрещает случайную публикацию пакета в npm; это не настройка видимости репозитория GitHub.</w:t>
+      </w:r>
+    </w:p>
+    <w:p>
+      <w:r>
+        <w:br w:type="page"/>
+      </w:r>
+    </w:p>
+    <w:p>
+      <w:pPr>
+        <w:pStyle w:val="Heading1"/>
+      </w:pPr>
+      <w:r>
+        <w:t>1 Репозиторий и история коммитов</w:t>
+      </w:r>
+    </w:p>
+    <w:p>
+      <w:pPr>
+        <w:keepNext/>
+      </w:pPr>
+      <w:r>
+        <w:drawing>
+          <wp:inline xmlns:a="http://schemas.openxmlformats.org/drawingml/2006/main" xmlns:pic="http://schemas.openxmlformats.org/drawingml/2006/picture">
+            <wp:extent cx="5940000" cy="4465565"/>
+            <wp:docPr id="3" name="Picture 3"/>
+            <wp:cNvGraphicFramePr>
+              <a:graphicFrameLocks noChangeAspect="1"/>
+            </wp:cNvGraphicFramePr>
+            <a:graphic>
+              <a:graphicData uri="http://schemas.openxmlformats.org/drawingml/2006/picture">
+                <pic:pic>
+                  <pic:nvPicPr>
+                    <pic:cNvPr id="0" name="коммиты.jpg"/>
+                    <pic:cNvPicPr/>
+                  </pic:nvPicPr>
+                  <pic:blipFill>
+                    <a:blip r:embed="rId12"/>
+                    <a:stretch>
+                      <a:fillRect/>
+                    </a:stretch>
+                  </pic:blipFill>
+                  <pic:spPr>
+                    <a:xfrm>
+                      <a:off x="0" y="0"/>
+                      <a:ext cx="5940000" cy="4465565"/>
+                    </a:xfrm>
+                    <a:prstGeom prst="rect"/>
+                  </pic:spPr>
+                </pic:pic>
+              </a:graphicData>
+            </a:graphic>
+          </wp:inline>
+        </w:drawing>
+      </w:r>
+    </w:p>
+    <w:p>
+      <w:pPr>
+        <w:spacing w:after="160"/>
+      </w:pPr>
+      <w:r>
+        <w:rPr>
+          <w:sz w:val="20"/>
+        </w:rPr>
+        <w:t>Рисунок 3 — публичная история GitHub после отправки кода, отчёта и нативных измерений.</w:t>
+      </w:r>
+    </w:p>
+    <w:p>
+      <w:r>
+        <w:t>Адрес: https://github.com/melnofff/crossplatform-practice-03</w:t>
+      </w:r>
+    </w:p>
+    <w:p>
+      <w:r>
+        <w:t>История показывает начальную реализацию 1af4827, добавление отчёта e57a541, исправление курсоров eae207d и нативные измерения 115762f. Снимок сделан перед финальным коммитом обновлённого отчёта; актуальная история доступна по ссылке. Время коммитов отражает фактическую работу, а не расписание учебных занятий.</w:t>
+      </w:r>
+    </w:p>
+    <w:p>
+      <w:r>
+        <w:br w:type="page"/>
+      </w:r>
+    </w:p>
+    <w:p>
+      <w:pPr>
+        <w:pStyle w:val="Heading1"/>
+      </w:pPr>
+      <w:r>
         <w:t>2 Окно и жизненный цикл</w:t>
       </w:r>
     </w:p>
@@ -343,7 +484,7 @@
         <w:drawing>
           <wp:inline xmlns:a="http://schemas.openxmlformats.org/drawingml/2006/main" xmlns:pic="http://schemas.openxmlformats.org/drawingml/2006/picture">
             <wp:extent cx="5940000" cy="4294338"/>
-            <wp:docPr id="2" name="Picture 2"/>
+            <wp:docPr id="4" name="Picture 4"/>
             <wp:cNvGraphicFramePr>
               <a:graphicFrameLocks noChangeAspect="1"/>
             </wp:cNvGraphicFramePr>
@@ -355,7 +496,7 @@
                     <pic:cNvPicPr/>
                   </pic:nvPicPr>
                   <pic:blipFill>
-                    <a:blip r:embed="rId11"/>
+                    <a:blip r:embed="rId13"/>
                     <a:stretch>
                       <a:fillRect/>
                     </a:stretch>
@@ -382,7 +523,7 @@
         <w:rPr>
           <w:sz w:val="20"/>
         </w:rPr>
-        <w:t>Рисунок 2 — собранное приложение до первого чтения каталога.</w:t>
+        <w:t>Рисунок 4 — собранное приложение до первого чтения каталога.</w:t>
       </w:r>
     </w:p>
     <w:p>
@@ -426,7 +567,7 @@
         <w:drawing>
           <wp:inline xmlns:a="http://schemas.openxmlformats.org/drawingml/2006/main" xmlns:pic="http://schemas.openxmlformats.org/drawingml/2006/picture">
             <wp:extent cx="5940000" cy="4294338"/>
-            <wp:docPr id="3" name="Picture 3"/>
+            <wp:docPr id="5" name="Picture 5"/>
             <wp:cNvGraphicFramePr>
               <a:graphicFrameLocks noChangeAspect="1"/>
             </wp:cNvGraphicFramePr>
@@ -438,7 +579,7 @@
                     <pic:cNvPicPr/>
                   </pic:nvPicPr>
                   <pic:blipFill>
-                    <a:blip r:embed="rId12"/>
+                    <a:blip r:embed="rId14"/>
                     <a:stretch>
                       <a:fillRect/>
                     </a:stretch>
@@ -465,7 +606,7 @@
         <w:rPr>
           <w:sz w:val="20"/>
         </w:rPr>
-        <w:t>Рисунок 3 — чтение настоящего каталога: одна папка и два файла.</w:t>
+        <w:t>Рисунок 5 — чтение настоящего каталога: одна папка и два файла.</w:t>
       </w:r>
     </w:p>
     <w:p>
@@ -498,8 +639,8 @@
       <w:r>
         <w:drawing>
           <wp:inline xmlns:a="http://schemas.openxmlformats.org/drawingml/2006/main" xmlns:pic="http://schemas.openxmlformats.org/drawingml/2006/picture">
-            <wp:extent cx="5940000" cy="3738428"/>
-            <wp:docPr id="4" name="Picture 4"/>
+            <wp:extent cx="5940000" cy="3738429"/>
+            <wp:docPr id="6" name="Picture 6"/>
             <wp:cNvGraphicFramePr>
               <a:graphicFrameLocks noChangeAspect="1"/>
             </wp:cNvGraphicFramePr>
@@ -511,7 +652,7 @@
                     <pic:cNvPicPr/>
                   </pic:nvPicPr>
                   <pic:blipFill>
-                    <a:blip r:embed="rId13"/>
+                    <a:blip r:embed="rId15"/>
                     <a:stretch>
                       <a:fillRect/>
                     </a:stretch>
@@ -519,7 +660,7 @@
                   <pic:spPr>
                     <a:xfrm>
                       <a:off x="0" y="0"/>
-                      <a:ext cx="5940000" cy="3738428"/>
+                      <a:ext cx="5940000" cy="3738429"/>
                     </a:xfrm>
                     <a:prstGeom prst="rect"/>
                   </pic:spPr>
@@ -538,7 +679,7 @@
         <w:rPr>
           <w:sz w:val="20"/>
         </w:rPr>
-        <w:t>Рисунок 4 — main.js: настройки окна, изоляция и отправка события обновления.</w:t>
+        <w:t>Рисунок 6 — main.js: настройки окна, изоляция и отправка события обновления.</w:t>
       </w:r>
     </w:p>
     <w:p>
@@ -548,8 +689,8 @@
       <w:r>
         <w:drawing>
           <wp:inline xmlns:a="http://schemas.openxmlformats.org/drawingml/2006/main" xmlns:pic="http://schemas.openxmlformats.org/drawingml/2006/picture">
-            <wp:extent cx="5940000" cy="3738428"/>
-            <wp:docPr id="5" name="Picture 5"/>
+            <wp:extent cx="5940000" cy="3738429"/>
+            <wp:docPr id="7" name="Picture 7"/>
             <wp:cNvGraphicFramePr>
               <a:graphicFrameLocks noChangeAspect="1"/>
             </wp:cNvGraphicFramePr>
@@ -561,7 +702,7 @@
                     <pic:cNvPicPr/>
                   </pic:nvPicPr>
                   <pic:blipFill>
-                    <a:blip r:embed="rId14"/>
+                    <a:blip r:embed="rId16"/>
                     <a:stretch>
                       <a:fillRect/>
                     </a:stretch>
@@ -569,7 +710,7 @@
                   <pic:spPr>
                     <a:xfrm>
                       <a:off x="0" y="0"/>
-                      <a:ext cx="5940000" cy="3738428"/>
+                      <a:ext cx="5940000" cy="3738429"/>
                     </a:xfrm>
                     <a:prstGeom prst="rect"/>
                   </pic:spPr>
@@ -588,7 +729,7 @@
         <w:rPr>
           <w:sz w:val="20"/>
         </w:rPr>
-        <w:t>Рисунок 5 — preload.js: два явно разрешённых метода API.</w:t>
+        <w:t>Рисунок 7 — preload.js: два явно разрешённых метода API.</w:t>
       </w:r>
     </w:p>
     <w:p>
@@ -611,8 +752,8 @@
       <w:r>
         <w:drawing>
           <wp:inline xmlns:a="http://schemas.openxmlformats.org/drawingml/2006/main" xmlns:pic="http://schemas.openxmlformats.org/drawingml/2006/picture">
-            <wp:extent cx="5940000" cy="3738428"/>
-            <wp:docPr id="6" name="Picture 6"/>
+            <wp:extent cx="5940000" cy="3738429"/>
+            <wp:docPr id="8" name="Picture 8"/>
             <wp:cNvGraphicFramePr>
               <a:graphicFrameLocks noChangeAspect="1"/>
             </wp:cNvGraphicFramePr>
@@ -624,7 +765,7 @@
                     <pic:cNvPicPr/>
                   </pic:nvPicPr>
                   <pic:blipFill>
-                    <a:blip r:embed="rId15"/>
+                    <a:blip r:embed="rId17"/>
                     <a:stretch>
                       <a:fillRect/>
                     </a:stretch>
@@ -632,7 +773,7 @@
                   <pic:spPr>
                     <a:xfrm>
                       <a:off x="0" y="0"/>
-                      <a:ext cx="5940000" cy="3738428"/>
+                      <a:ext cx="5940000" cy="3738429"/>
                     </a:xfrm>
                     <a:prstGeom prst="rect"/>
                   </pic:spPr>
@@ -651,7 +792,7 @@
         <w:rPr>
           <w:sz w:val="20"/>
         </w:rPr>
-        <w:t>Рисунок 6 — renderer.js: запрос каталога и создание элементов списка.</w:t>
+        <w:t>Рисунок 8 — renderer.js: запрос каталога и создание элементов списка.</w:t>
       </w:r>
     </w:p>
     <w:p>
@@ -695,7 +836,7 @@
         <w:drawing>
           <wp:inline xmlns:a="http://schemas.openxmlformats.org/drawingml/2006/main" xmlns:pic="http://schemas.openxmlformats.org/drawingml/2006/picture">
             <wp:extent cx="5940000" cy="4294338"/>
-            <wp:docPr id="7" name="Picture 7"/>
+            <wp:docPr id="9" name="Picture 9"/>
             <wp:cNvGraphicFramePr>
               <a:graphicFrameLocks noChangeAspect="1"/>
             </wp:cNvGraphicFramePr>
@@ -707,7 +848,7 @@
                     <pic:cNvPicPr/>
                   </pic:nvPicPr>
                   <pic:blipFill>
-                    <a:blip r:embed="rId16"/>
+                    <a:blip r:embed="rId18"/>
                     <a:stretch>
                       <a:fillRect/>
                     </a:stretch>
@@ -734,7 +875,7 @@
         <w:rPr>
           <w:sz w:val="20"/>
         </w:rPr>
-        <w:t>Рисунок 7 — собственное меню «Файл» с пунктом обновления.</w:t>
+        <w:t>Рисунок 9 — собственное меню «Файл» с пунктом обновления.</w:t>
       </w:r>
     </w:p>
     <w:p>
@@ -788,7 +929,7 @@
         <w:drawing>
           <wp:inline xmlns:a="http://schemas.openxmlformats.org/drawingml/2006/main" xmlns:pic="http://schemas.openxmlformats.org/drawingml/2006/picture">
             <wp:extent cx="5220000" cy="3773812"/>
-            <wp:docPr id="8" name="Picture 8"/>
+            <wp:docPr id="10" name="Picture 10"/>
             <wp:cNvGraphicFramePr>
               <a:graphicFrameLocks noChangeAspect="1"/>
             </wp:cNvGraphicFramePr>
@@ -800,7 +941,7 @@
                     <pic:cNvPicPr/>
                   </pic:nvPicPr>
                   <pic:blipFill>
-                    <a:blip r:embed="rId17"/>
+                    <a:blip r:embed="rId19"/>
                     <a:stretch>
                       <a:fillRect/>
                     </a:stretch>
@@ -827,7 +968,7 @@
         <w:rPr>
           <w:sz w:val="20"/>
         </w:rPr>
-        <w:t>Рисунок 8 — после создания «после обновления.txt» и выбора пункта меню: 4 элемента.</w:t>
+        <w:t>Рисунок 10 — после создания «после обновления.txt» и выбора пункта меню: 4 элемента.</w:t>
       </w:r>
     </w:p>
     <w:p>
@@ -838,7 +979,7 @@
         <w:drawing>
           <wp:inline xmlns:a="http://schemas.openxmlformats.org/drawingml/2006/main" xmlns:pic="http://schemas.openxmlformats.org/drawingml/2006/picture">
             <wp:extent cx="5220000" cy="3773812"/>
-            <wp:docPr id="9" name="Picture 9"/>
+            <wp:docPr id="11" name="Picture 11"/>
             <wp:cNvGraphicFramePr>
               <a:graphicFrameLocks noChangeAspect="1"/>
             </wp:cNvGraphicFramePr>
@@ -850,7 +991,7 @@
                     <pic:cNvPicPr/>
                   </pic:nvPicPr>
                   <pic:blipFill>
-                    <a:blip r:embed="rId18"/>
+                    <a:blip r:embed="rId20"/>
                     <a:stretch>
                       <a:fillRect/>
                     </a:stretch>
@@ -877,7 +1018,7 @@
         <w:rPr>
           <w:sz w:val="20"/>
         </w:rPr>
-        <w:t>Рисунок 9 — после создания «горячая клавиша.txt» и нажатия Ctrl+R: 5 элементов.</w:t>
+        <w:t>Рисунок 11 — после создания «горячая клавиша.txt» и нажатия Ctrl+R: 5 элементов.</w:t>
       </w:r>
     </w:p>
     <w:p>
@@ -900,8 +1041,8 @@
       <w:r>
         <w:drawing>
           <wp:inline xmlns:a="http://schemas.openxmlformats.org/drawingml/2006/main" xmlns:pic="http://schemas.openxmlformats.org/drawingml/2006/picture">
-            <wp:extent cx="5940000" cy="3738428"/>
-            <wp:docPr id="10" name="Picture 10"/>
+            <wp:extent cx="5940000" cy="3738429"/>
+            <wp:docPr id="12" name="Picture 12"/>
             <wp:cNvGraphicFramePr>
               <a:graphicFrameLocks noChangeAspect="1"/>
             </wp:cNvGraphicFramePr>
@@ -913,7 +1054,7 @@
                     <pic:cNvPicPr/>
                   </pic:nvPicPr>
                   <pic:blipFill>
-                    <a:blip r:embed="rId19"/>
+                    <a:blip r:embed="rId21"/>
                     <a:stretch>
                       <a:fillRect/>
                     </a:stretch>
@@ -921,7 +1062,7 @@
                   <pic:spPr>
                     <a:xfrm>
                       <a:off x="0" y="0"/>
-                      <a:ext cx="5940000" cy="3738428"/>
+                      <a:ext cx="5940000" cy="3738429"/>
                     </a:xfrm>
                     <a:prstGeom prst="rect"/>
                   </pic:spPr>
@@ -940,7 +1081,7 @@
         <w:rPr>
           <w:sz w:val="20"/>
         </w:rPr>
-        <w:t>Рисунок 10 — каталог dist и сформированный NSIS-установщик.</w:t>
+        <w:t>Рисунок 12 — каталог dist и сформированный NSIS-установщик.</w:t>
       </w:r>
     </w:p>
     <w:tbl>
@@ -1990,7 +2131,7 @@
     </w:p>
     <w:p>
       <w:r>
-        <w:t>Установщик существенно больше простого нативного «hello world», поскольку содержит собственные Chromium и Node.js вместе с библиотеками и ресурсами. Маленькая программа на C/C++ может использовать системные компоненты и занимать значительно меньше места, но размер зависит от компилятора, runtime и способа линковки. Сопоставимый нативный файловый просмотрщик здесь не собирался, поэтому численное отношение размеров не заявляется. [1, 2]</w:t>
+        <w:t>Для численного сравнения действительно собрана и запущена программа Hello World на C в двух конфигурациях MSVC. Измерения приведены на следующей странице. Они иллюстрируют базовый размер среды исполнения; одинаковая функциональность приложений не предполагается.</w:t>
       </w:r>
     </w:p>
     <w:p>
@@ -2001,6 +2142,569 @@
     <w:p>
       <w:r>
         <w:t>Для уменьшения пакета исключены отчёт, тестовые данные и лишние исходники; включён ASAR. Можно дополнительно удалять ненужные ресурсы и локали, сокращать production-зависимости и оптимизировать изображения. ASAR — упаковка, а не шифрование и не замена сжатию установщика.</w:t>
+      </w:r>
+    </w:p>
+    <w:p>
+      <w:r>
+        <w:br w:type="page"/>
+      </w:r>
+    </w:p>
+    <w:p>
+      <w:pPr>
+        <w:pStyle w:val="Heading1"/>
+      </w:pPr>
+      <w:r>
+        <w:t>5 Сравнение с нативной программой на C</w:t>
+      </w:r>
+    </w:p>
+    <w:p>
+      <w:r>
+        <w:t>На этом же компьютере MSVC 14.50.35719.0 собрал Windows x64-программу hello.c с оптимизацией /O2. Оба EXE реально запущены: вывод «Hello, world!», код завершения 0. Снимок вывода и размеров находится на рисунке 1.</w:t>
+      </w:r>
+    </w:p>
+    <w:p>
+      <w:pPr>
+        <w:spacing w:after="100" w:line="240" w:lineRule="auto"/>
+      </w:pPr>
+      <w:r>
+        <w:rPr>
+          <w:rFonts w:ascii="Consolas" w:hAnsi="Consolas"/>
+          <w:sz w:val="20"/>
+        </w:rPr>
+        <w:t>#include &lt;stdio.h&gt;</w:t>
+        <w:br/>
+        <w:t>int main(void) {</w:t>
+        <w:br/>
+        <w:t xml:space="preserve">    puts("Hello, world!");</w:t>
+        <w:br/>
+        <w:t xml:space="preserve">    return 0;</w:t>
+        <w:br/>
+        <w:t>}</w:t>
+      </w:r>
+    </w:p>
+    <w:p>
+      <w:pPr>
+        <w:spacing w:after="100" w:line="240" w:lineRule="auto"/>
+      </w:pPr>
+      <w:r>
+        <w:rPr>
+          <w:rFonts w:ascii="Consolas" w:hAnsi="Consolas"/>
+          <w:sz w:val="18"/>
+        </w:rPr>
+        <w:t>cl /nologo /O2 /MD hello.c /Fehello-md.exe</w:t>
+        <w:br/>
+        <w:t>cl /nologo /O2 /MT hello.c /Fehello-mt.exe</w:t>
+      </w:r>
+    </w:p>
+    <w:tbl>
+      <w:tblPr>
+        <w:tblW w:type="auto" w:w="0"/>
+        <w:tblLayout w:type="fixed"/>
+        <w:tblLook w:firstColumn="1" w:firstRow="1" w:lastColumn="0" w:lastRow="0" w:noHBand="0" w:noVBand="1" w:val="04A0"/>
+      </w:tblPr>
+      <w:tblGrid>
+        <w:gridCol w:w="3969"/>
+        <w:gridCol w:w="2551"/>
+        <w:gridCol w:w="2835"/>
+      </w:tblGrid>
+      <w:tr>
+        <w:trPr>
+          <w:cantSplit/>
+          <w:tblHeader/>
+        </w:trPr>
+        <w:tc>
+          <w:tcPr>
+            <w:tcW w:type="dxa" w:w="3969"/>
+            <w:tcBorders>
+              <w:top w:val="single" w:sz="4" w:color="D9D9D9"/>
+              <w:left w:val="single" w:sz="4" w:color="D9D9D9"/>
+              <w:bottom w:val="single" w:sz="4" w:color="D9D9D9"/>
+              <w:right w:val="single" w:sz="4" w:color="D9D9D9"/>
+            </w:tcBorders>
+            <w:tcMar>
+              <w:top w:w="85" w:type="dxa"/>
+              <w:left w:w="85" w:type="dxa"/>
+              <w:bottom w:w="85" w:type="dxa"/>
+              <w:right w:w="85" w:type="dxa"/>
+            </w:tcMar>
+            <w:vAlign w:val="center"/>
+            <w:shd w:fill="EDEDED"/>
+          </w:tcPr>
+          <w:p>
+            <w:pPr>
+              <w:spacing w:after="60" w:line="240" w:lineRule="auto"/>
+            </w:pPr>
+            <w:r>
+              <w:rPr>
+                <w:b/>
+                <w:sz w:val="21"/>
+              </w:rPr>
+              <w:t>Файл или комплект</w:t>
+            </w:r>
+          </w:p>
+        </w:tc>
+        <w:tc>
+          <w:tcPr>
+            <w:tcW w:type="dxa" w:w="2551"/>
+            <w:tcBorders>
+              <w:top w:val="single" w:sz="4" w:color="D9D9D9"/>
+              <w:left w:val="single" w:sz="4" w:color="D9D9D9"/>
+              <w:bottom w:val="single" w:sz="4" w:color="D9D9D9"/>
+              <w:right w:val="single" w:sz="4" w:color="D9D9D9"/>
+            </w:tcBorders>
+            <w:tcMar>
+              <w:top w:w="85" w:type="dxa"/>
+              <w:left w:w="85" w:type="dxa"/>
+              <w:bottom w:w="85" w:type="dxa"/>
+              <w:right w:w="85" w:type="dxa"/>
+            </w:tcMar>
+            <w:vAlign w:val="center"/>
+            <w:shd w:fill="EDEDED"/>
+          </w:tcPr>
+          <w:p>
+            <w:pPr>
+              <w:spacing w:after="60" w:line="240" w:lineRule="auto"/>
+            </w:pPr>
+            <w:r>
+              <w:rPr>
+                <w:b/>
+                <w:sz w:val="21"/>
+              </w:rPr>
+              <w:t>Байты</w:t>
+            </w:r>
+          </w:p>
+        </w:tc>
+        <w:tc>
+          <w:tcPr>
+            <w:tcW w:type="dxa" w:w="2835"/>
+            <w:tcBorders>
+              <w:top w:val="single" w:sz="4" w:color="D9D9D9"/>
+              <w:left w:val="single" w:sz="4" w:color="D9D9D9"/>
+              <w:bottom w:val="single" w:sz="4" w:color="D9D9D9"/>
+              <w:right w:val="single" w:sz="4" w:color="D9D9D9"/>
+            </w:tcBorders>
+            <w:tcMar>
+              <w:top w:w="85" w:type="dxa"/>
+              <w:left w:w="85" w:type="dxa"/>
+              <w:bottom w:w="85" w:type="dxa"/>
+              <w:right w:w="85" w:type="dxa"/>
+            </w:tcMar>
+            <w:vAlign w:val="center"/>
+            <w:shd w:fill="EDEDED"/>
+          </w:tcPr>
+          <w:p>
+            <w:pPr>
+              <w:spacing w:after="60" w:line="240" w:lineRule="auto"/>
+            </w:pPr>
+            <w:r>
+              <w:rPr>
+                <w:b/>
+                <w:sz w:val="21"/>
+              </w:rPr>
+              <w:t>Размер</w:t>
+            </w:r>
+          </w:p>
+        </w:tc>
+      </w:tr>
+      <w:tr>
+        <w:trPr>
+          <w:cantSplit/>
+        </w:trPr>
+        <w:tc>
+          <w:tcPr>
+            <w:tcW w:type="dxa" w:w="3969"/>
+            <w:tcBorders>
+              <w:top w:val="single" w:sz="4" w:color="D9D9D9"/>
+              <w:left w:val="single" w:sz="4" w:color="D9D9D9"/>
+              <w:bottom w:val="single" w:sz="4" w:color="D9D9D9"/>
+              <w:right w:val="single" w:sz="4" w:color="D9D9D9"/>
+            </w:tcBorders>
+            <w:tcMar>
+              <w:top w:w="85" w:type="dxa"/>
+              <w:left w:w="85" w:type="dxa"/>
+              <w:bottom w:w="85" w:type="dxa"/>
+              <w:right w:w="85" w:type="dxa"/>
+            </w:tcMar>
+            <w:vAlign w:val="center"/>
+          </w:tcPr>
+          <w:p>
+            <w:pPr>
+              <w:spacing w:after="60" w:line="240" w:lineRule="auto"/>
+            </w:pPr>
+            <w:r>
+              <w:rPr>
+                <w:b w:val="0"/>
+                <w:sz w:val="21"/>
+              </w:rPr>
+              <w:t>C Hello World, /MD</w:t>
+            </w:r>
+          </w:p>
+        </w:tc>
+        <w:tc>
+          <w:tcPr>
+            <w:tcW w:type="dxa" w:w="2551"/>
+            <w:tcBorders>
+              <w:top w:val="single" w:sz="4" w:color="D9D9D9"/>
+              <w:left w:val="single" w:sz="4" w:color="D9D9D9"/>
+              <w:bottom w:val="single" w:sz="4" w:color="D9D9D9"/>
+              <w:right w:val="single" w:sz="4" w:color="D9D9D9"/>
+            </w:tcBorders>
+            <w:tcMar>
+              <w:top w:w="85" w:type="dxa"/>
+              <w:left w:w="85" w:type="dxa"/>
+              <w:bottom w:w="85" w:type="dxa"/>
+              <w:right w:w="85" w:type="dxa"/>
+            </w:tcMar>
+            <w:vAlign w:val="center"/>
+          </w:tcPr>
+          <w:p>
+            <w:pPr>
+              <w:spacing w:after="60" w:line="240" w:lineRule="auto"/>
+            </w:pPr>
+            <w:r>
+              <w:rPr>
+                <w:b w:val="0"/>
+                <w:sz w:val="21"/>
+              </w:rPr>
+              <w:t>9 216</w:t>
+            </w:r>
+          </w:p>
+        </w:tc>
+        <w:tc>
+          <w:tcPr>
+            <w:tcW w:type="dxa" w:w="2835"/>
+            <w:tcBorders>
+              <w:top w:val="single" w:sz="4" w:color="D9D9D9"/>
+              <w:left w:val="single" w:sz="4" w:color="D9D9D9"/>
+              <w:bottom w:val="single" w:sz="4" w:color="D9D9D9"/>
+              <w:right w:val="single" w:sz="4" w:color="D9D9D9"/>
+            </w:tcBorders>
+            <w:tcMar>
+              <w:top w:w="85" w:type="dxa"/>
+              <w:left w:w="85" w:type="dxa"/>
+              <w:bottom w:w="85" w:type="dxa"/>
+              <w:right w:w="85" w:type="dxa"/>
+            </w:tcMar>
+            <w:vAlign w:val="center"/>
+          </w:tcPr>
+          <w:p>
+            <w:pPr>
+              <w:spacing w:after="60" w:line="240" w:lineRule="auto"/>
+            </w:pPr>
+            <w:r>
+              <w:rPr>
+                <w:b w:val="0"/>
+                <w:sz w:val="21"/>
+              </w:rPr>
+              <w:t>9 КиБ</w:t>
+            </w:r>
+          </w:p>
+        </w:tc>
+      </w:tr>
+      <w:tr>
+        <w:trPr>
+          <w:cantSplit/>
+        </w:trPr>
+        <w:tc>
+          <w:tcPr>
+            <w:tcW w:type="dxa" w:w="3969"/>
+            <w:tcBorders>
+              <w:top w:val="single" w:sz="4" w:color="D9D9D9"/>
+              <w:left w:val="single" w:sz="4" w:color="D9D9D9"/>
+              <w:bottom w:val="single" w:sz="4" w:color="D9D9D9"/>
+              <w:right w:val="single" w:sz="4" w:color="D9D9D9"/>
+            </w:tcBorders>
+            <w:tcMar>
+              <w:top w:w="85" w:type="dxa"/>
+              <w:left w:w="85" w:type="dxa"/>
+              <w:bottom w:w="85" w:type="dxa"/>
+              <w:right w:w="85" w:type="dxa"/>
+            </w:tcMar>
+            <w:vAlign w:val="center"/>
+          </w:tcPr>
+          <w:p>
+            <w:pPr>
+              <w:spacing w:after="60" w:line="240" w:lineRule="auto"/>
+            </w:pPr>
+            <w:r>
+              <w:rPr>
+                <w:b w:val="0"/>
+                <w:sz w:val="21"/>
+              </w:rPr>
+              <w:t>C Hello World, /MT</w:t>
+            </w:r>
+          </w:p>
+        </w:tc>
+        <w:tc>
+          <w:tcPr>
+            <w:tcW w:type="dxa" w:w="2551"/>
+            <w:tcBorders>
+              <w:top w:val="single" w:sz="4" w:color="D9D9D9"/>
+              <w:left w:val="single" w:sz="4" w:color="D9D9D9"/>
+              <w:bottom w:val="single" w:sz="4" w:color="D9D9D9"/>
+              <w:right w:val="single" w:sz="4" w:color="D9D9D9"/>
+            </w:tcBorders>
+            <w:tcMar>
+              <w:top w:w="85" w:type="dxa"/>
+              <w:left w:w="85" w:type="dxa"/>
+              <w:bottom w:w="85" w:type="dxa"/>
+              <w:right w:w="85" w:type="dxa"/>
+            </w:tcMar>
+            <w:vAlign w:val="center"/>
+          </w:tcPr>
+          <w:p>
+            <w:pPr>
+              <w:spacing w:after="60" w:line="240" w:lineRule="auto"/>
+            </w:pPr>
+            <w:r>
+              <w:rPr>
+                <w:b w:val="0"/>
+                <w:sz w:val="21"/>
+              </w:rPr>
+              <w:t>108 032</w:t>
+            </w:r>
+          </w:p>
+        </w:tc>
+        <w:tc>
+          <w:tcPr>
+            <w:tcW w:type="dxa" w:w="2835"/>
+            <w:tcBorders>
+              <w:top w:val="single" w:sz="4" w:color="D9D9D9"/>
+              <w:left w:val="single" w:sz="4" w:color="D9D9D9"/>
+              <w:bottom w:val="single" w:sz="4" w:color="D9D9D9"/>
+              <w:right w:val="single" w:sz="4" w:color="D9D9D9"/>
+            </w:tcBorders>
+            <w:tcMar>
+              <w:top w:w="85" w:type="dxa"/>
+              <w:left w:w="85" w:type="dxa"/>
+              <w:bottom w:w="85" w:type="dxa"/>
+              <w:right w:w="85" w:type="dxa"/>
+            </w:tcMar>
+            <w:vAlign w:val="center"/>
+          </w:tcPr>
+          <w:p>
+            <w:pPr>
+              <w:spacing w:after="60" w:line="240" w:lineRule="auto"/>
+            </w:pPr>
+            <w:r>
+              <w:rPr>
+                <w:b w:val="0"/>
+                <w:sz w:val="21"/>
+              </w:rPr>
+              <w:t>105,5 КиБ</w:t>
+            </w:r>
+          </w:p>
+        </w:tc>
+      </w:tr>
+      <w:tr>
+        <w:trPr>
+          <w:cantSplit/>
+        </w:trPr>
+        <w:tc>
+          <w:tcPr>
+            <w:tcW w:type="dxa" w:w="3969"/>
+            <w:tcBorders>
+              <w:top w:val="single" w:sz="4" w:color="D9D9D9"/>
+              <w:left w:val="single" w:sz="4" w:color="D9D9D9"/>
+              <w:bottom w:val="single" w:sz="4" w:color="D9D9D9"/>
+              <w:right w:val="single" w:sz="4" w:color="D9D9D9"/>
+            </w:tcBorders>
+            <w:tcMar>
+              <w:top w:w="85" w:type="dxa"/>
+              <w:left w:w="85" w:type="dxa"/>
+              <w:bottom w:w="85" w:type="dxa"/>
+              <w:right w:w="85" w:type="dxa"/>
+            </w:tcMar>
+            <w:vAlign w:val="center"/>
+          </w:tcPr>
+          <w:p>
+            <w:pPr>
+              <w:spacing w:after="60" w:line="240" w:lineRule="auto"/>
+            </w:pPr>
+            <w:r>
+              <w:rPr>
+                <w:b w:val="0"/>
+                <w:sz w:val="21"/>
+              </w:rPr>
+              <w:t>Electron, установщик NSIS</w:t>
+            </w:r>
+          </w:p>
+        </w:tc>
+        <w:tc>
+          <w:tcPr>
+            <w:tcW w:type="dxa" w:w="2551"/>
+            <w:tcBorders>
+              <w:top w:val="single" w:sz="4" w:color="D9D9D9"/>
+              <w:left w:val="single" w:sz="4" w:color="D9D9D9"/>
+              <w:bottom w:val="single" w:sz="4" w:color="D9D9D9"/>
+              <w:right w:val="single" w:sz="4" w:color="D9D9D9"/>
+            </w:tcBorders>
+            <w:tcMar>
+              <w:top w:w="85" w:type="dxa"/>
+              <w:left w:w="85" w:type="dxa"/>
+              <w:bottom w:w="85" w:type="dxa"/>
+              <w:right w:w="85" w:type="dxa"/>
+            </w:tcMar>
+            <w:vAlign w:val="center"/>
+          </w:tcPr>
+          <w:p>
+            <w:pPr>
+              <w:spacing w:after="60" w:line="240" w:lineRule="auto"/>
+            </w:pPr>
+            <w:r>
+              <w:rPr>
+                <w:b w:val="0"/>
+                <w:sz w:val="21"/>
+              </w:rPr>
+              <w:t>111 230 232</w:t>
+            </w:r>
+          </w:p>
+        </w:tc>
+        <w:tc>
+          <w:tcPr>
+            <w:tcW w:type="dxa" w:w="2835"/>
+            <w:tcBorders>
+              <w:top w:val="single" w:sz="4" w:color="D9D9D9"/>
+              <w:left w:val="single" w:sz="4" w:color="D9D9D9"/>
+              <w:bottom w:val="single" w:sz="4" w:color="D9D9D9"/>
+              <w:right w:val="single" w:sz="4" w:color="D9D9D9"/>
+            </w:tcBorders>
+            <w:tcMar>
+              <w:top w:w="85" w:type="dxa"/>
+              <w:left w:w="85" w:type="dxa"/>
+              <w:bottom w:w="85" w:type="dxa"/>
+              <w:right w:w="85" w:type="dxa"/>
+            </w:tcMar>
+            <w:vAlign w:val="center"/>
+          </w:tcPr>
+          <w:p>
+            <w:pPr>
+              <w:spacing w:after="60" w:line="240" w:lineRule="auto"/>
+            </w:pPr>
+            <w:r>
+              <w:rPr>
+                <w:b w:val="0"/>
+                <w:sz w:val="21"/>
+              </w:rPr>
+              <w:t>106,08 МиБ</w:t>
+            </w:r>
+          </w:p>
+        </w:tc>
+      </w:tr>
+      <w:tr>
+        <w:trPr>
+          <w:cantSplit/>
+        </w:trPr>
+        <w:tc>
+          <w:tcPr>
+            <w:tcW w:type="dxa" w:w="3969"/>
+            <w:tcBorders>
+              <w:top w:val="single" w:sz="4" w:color="D9D9D9"/>
+              <w:left w:val="single" w:sz="4" w:color="D9D9D9"/>
+              <w:bottom w:val="single" w:sz="4" w:color="D9D9D9"/>
+              <w:right w:val="single" w:sz="4" w:color="D9D9D9"/>
+            </w:tcBorders>
+            <w:tcMar>
+              <w:top w:w="85" w:type="dxa"/>
+              <w:left w:w="85" w:type="dxa"/>
+              <w:bottom w:w="85" w:type="dxa"/>
+              <w:right w:w="85" w:type="dxa"/>
+            </w:tcMar>
+            <w:vAlign w:val="center"/>
+          </w:tcPr>
+          <w:p>
+            <w:pPr>
+              <w:spacing w:after="60" w:line="240" w:lineRule="auto"/>
+            </w:pPr>
+            <w:r>
+              <w:rPr>
+                <w:b w:val="0"/>
+                <w:sz w:val="21"/>
+              </w:rPr>
+              <w:t>Electron, все файлы win-unpacked</w:t>
+            </w:r>
+          </w:p>
+        </w:tc>
+        <w:tc>
+          <w:tcPr>
+            <w:tcW w:type="dxa" w:w="2551"/>
+            <w:tcBorders>
+              <w:top w:val="single" w:sz="4" w:color="D9D9D9"/>
+              <w:left w:val="single" w:sz="4" w:color="D9D9D9"/>
+              <w:bottom w:val="single" w:sz="4" w:color="D9D9D9"/>
+              <w:right w:val="single" w:sz="4" w:color="D9D9D9"/>
+            </w:tcBorders>
+            <w:tcMar>
+              <w:top w:w="85" w:type="dxa"/>
+              <w:left w:w="85" w:type="dxa"/>
+              <w:bottom w:w="85" w:type="dxa"/>
+              <w:right w:w="85" w:type="dxa"/>
+            </w:tcMar>
+            <w:vAlign w:val="center"/>
+          </w:tcPr>
+          <w:p>
+            <w:pPr>
+              <w:spacing w:after="60" w:line="240" w:lineRule="auto"/>
+            </w:pPr>
+            <w:r>
+              <w:rPr>
+                <w:b w:val="0"/>
+                <w:sz w:val="21"/>
+              </w:rPr>
+              <w:t>384 945 324</w:t>
+            </w:r>
+          </w:p>
+        </w:tc>
+        <w:tc>
+          <w:tcPr>
+            <w:tcW w:type="dxa" w:w="2835"/>
+            <w:tcBorders>
+              <w:top w:val="single" w:sz="4" w:color="D9D9D9"/>
+              <w:left w:val="single" w:sz="4" w:color="D9D9D9"/>
+              <w:bottom w:val="single" w:sz="4" w:color="D9D9D9"/>
+              <w:right w:val="single" w:sz="4" w:color="D9D9D9"/>
+            </w:tcBorders>
+            <w:tcMar>
+              <w:top w:w="85" w:type="dxa"/>
+              <w:left w:w="85" w:type="dxa"/>
+              <w:bottom w:w="85" w:type="dxa"/>
+              <w:right w:w="85" w:type="dxa"/>
+            </w:tcMar>
+            <w:vAlign w:val="center"/>
+          </w:tcPr>
+          <w:p>
+            <w:pPr>
+              <w:spacing w:after="60" w:line="240" w:lineRule="auto"/>
+            </w:pPr>
+            <w:r>
+              <w:rPr>
+                <w:b w:val="0"/>
+                <w:sz w:val="21"/>
+              </w:rPr>
+              <w:t>367,11 МиБ</w:t>
+            </w:r>
+          </w:p>
+        </w:tc>
+      </w:tr>
+    </w:tbl>
+    <w:p>
+      <w:r>
+        <w:t>/MD подключает библиотеку C динамически: dumpbin показал VCRUNTIME140.dll, компоненты Universal CRT и KERNEL32.dll. Эти внешние библиотеки не входят в 9 КиБ. /MT включает CRT статически; в таблице импортов второго EXE остаётся KERNEL32.dll. Выбор линковки заметно меняет размер даже одного исходника. [10]</w:t>
+      </w:r>
+    </w:p>
+    <w:p>
+      <w:r>
+        <w:t>Ограничение сравнения: Hello World — консольная программа без графического интерфейса, чтения каталогов и меню; её EXE не является установщиком. Поэтому это не оценка одинаковых продуктов. Установщик Electron сжат, а win-unpacked показывает полный поставляемый набор файлов. Размер Windows и внешних компонентов в эти значения не включён.</w:t>
+      </w:r>
+    </w:p>
+    <w:p>
+      <w:r>
+        <w:t>Вывод: большой базовый объём Electron связан с поставкой Chromium, Node.js и ресурсов. Для небольших утилит нативный стек может быть экономнее; для сложного веб-интерфейса общий стек и экосистема могут оправдать этот объём. Из размера файлов нельзя сделать вывод о RAM или скорости без отдельных измерений.</w:t>
+      </w:r>
+    </w:p>
+    <w:p>
+      <w:r>
+        <w:t>Исходник, build.cmd, результаты запусков и SHA-256 сохранены в материалы/native-comparison; импорты — в dependencies-md.txt и dependencies-mt.txt. Измерены длины файлов: 1 КиБ = 1024 байта, 1 МиБ = 1 048 576 байт.</w:t>
       </w:r>
     </w:p>
     <w:p>
@@ -2720,6 +3424,13 @@
       </w:r>
     </w:p>
     <w:p>
+      <w:r>
+        <w:t>[10] Microsoft. /MD, /MT, /LD: Use runtime library.</w:t>
+        <w:br/>
+        <w:t>https://learn.microsoft.com/en-us/cpp/build/reference/md-mt-ld-use-run-time-library?view=msvc-170</w:t>
+      </w:r>
+    </w:p>
+    <w:p>
       <w:pPr>
         <w:pStyle w:val="Heading2"/>
       </w:pPr>
@@ -2729,7 +3440,7 @@
     </w:p>
     <w:p>
       <w:r>
-        <w:t>Отчёт DOCX; локальный репозиторий crossplatform-practice-03 с исходниками, README, package-lock.json и тестом; Windows-установщик в dist; протоколы и настоящие скриншоты в служебные. Ссылка на удалённый репозиторий пока отсутствует — публикация ожидает отдельного согласования.</w:t>
+        <w:t>Отчёт DOCX; локальный репозиторий crossplatform-practice-03 с исходниками, README, package-lock.json и тестом; Windows-установщик в dist; протоколы и настоящие скриншоты в служебные. Публичный репозиторий: https://github.com/melnofff/crossplatform-practice-03. В нём также находятся исходники нативного сравнения и подготовка к защите; установщик сохранён локально в dist.</w:t>
       </w:r>
     </w:p>
     <w:sectPr>

--- a/report/Практика 3_Вариант 4_Мельников_ТРПО23-2.docx
+++ b/report/Практика 3_Вариант 4_Мельников_ТРПО23-2.docx
@@ -4,74 +4,287 @@
   <w:body>
     <w:p>
       <w:pPr>
+        <w:keepNext w:val="0"/>
+        <w:keepLines/>
+        <w:widowControl w:val="0"/>
+        <w:spacing w:before="0" w:after="0" w:line="322" w:lineRule="exact"/>
+        <w:ind w:firstLine="0" w:left="0" w:right="0"/>
         <w:jc w:val="center"/>
       </w:pPr>
       <w:r>
-        <w:t>Финансовый университет при Правительстве Российской Федерации</w:t>
+        <w:rPr>
+          <w:rFonts w:ascii="Times New Roman" w:hAnsi="Times New Roman"/>
+          <w:b/>
+          <w:sz w:val="28"/>
+          <w:u w:val="none"/>
+          <w:color w:val="000000"/>
+        </w:rPr>
+        <w:t>Федеральное государственное образовательное бюджетное учреждение</w:t>
+        <w:br/>
+        <w:t>высшего образования</w:t>
+        <w:br/>
+        <w:t>«ФИНАНСОВЫЙ УНИВЕРСИТЕТ ПРИ ПРАВИТЕЛЬСТВЕ РФ»</w:t>
       </w:r>
     </w:p>
     <w:p>
       <w:pPr>
+        <w:keepNext w:val="0"/>
+        <w:keepLines/>
+        <w:widowControl w:val="0"/>
+        <w:spacing w:before="698" w:after="0" w:line="384" w:lineRule="exact"/>
+        <w:ind w:firstLine="0" w:left="0" w:right="0"/>
         <w:jc w:val="center"/>
       </w:pPr>
       <w:r>
-        <w:t>Факультет информационных технологий и анализа больших данных</w:t>
+        <w:rPr>
+          <w:rFonts w:ascii="Times New Roman" w:hAnsi="Times New Roman"/>
+          <w:b w:val="0"/>
+          <w:sz w:val="32"/>
+          <w:u w:val="single"/>
+          <w:color w:val="000000"/>
+        </w:rPr>
+        <w:t>Информационные технологии и анализ больших данных</w:t>
       </w:r>
     </w:p>
     <w:p>
       <w:pPr>
+        <w:keepNext w:val="0"/>
+        <w:keepLines/>
+        <w:widowControl w:val="0"/>
+        <w:spacing w:before="732" w:after="0" w:line="384" w:lineRule="exact"/>
+        <w:ind w:firstLine="0" w:left="420" w:right="0"/>
         <w:jc w:val="center"/>
       </w:pPr>
       <w:r>
+        <w:rPr>
+          <w:rFonts w:ascii="Times New Roman" w:hAnsi="Times New Roman"/>
+          <w:b w:val="0"/>
+          <w:sz w:val="32"/>
+          <w:u w:val="none"/>
+          <w:color w:val="000000"/>
+        </w:rPr>
         <w:t>Кафедра информационных технологий</w:t>
-      </w:r>
-    </w:p>
-    <w:p/>
-    <w:p>
-      <w:pPr>
-        <w:pStyle w:val="Title"/>
-        <w:jc w:val="center"/>
-      </w:pPr>
-      <w:r>
-        <w:t>Практика 3</w:t>
       </w:r>
     </w:p>
     <w:p>
       <w:pPr>
+        <w:keepNext w:val="0"/>
+        <w:keepLines/>
+        <w:widowControl w:val="0"/>
+        <w:spacing w:before="1844" w:after="0" w:line="348" w:lineRule="exact"/>
+        <w:ind w:firstLine="0" w:left="420" w:right="0"/>
         <w:jc w:val="center"/>
       </w:pPr>
       <w:r>
-        <w:t>Кросс-платформенная разработка</w:t>
+        <w:rPr>
+          <w:rFonts w:ascii="Times New Roman" w:hAnsi="Times New Roman"/>
+          <w:b/>
+          <w:sz w:val="28"/>
+          <w:u w:val="none"/>
+          <w:color w:val="000000"/>
+        </w:rPr>
+        <w:t>Практическая работа № 3</w:t>
       </w:r>
+    </w:p>
+    <w:p>
+      <w:pPr>
+        <w:keepNext w:val="0"/>
+        <w:keepLines/>
+        <w:widowControl w:val="0"/>
+        <w:spacing w:before="158" w:after="0" w:line="348" w:lineRule="exact"/>
+        <w:ind w:firstLine="0" w:left="420" w:right="0"/>
+        <w:jc w:val="center"/>
+      </w:pPr>
+      <w:r>
+        <w:rPr>
+          <w:rFonts w:ascii="Times New Roman" w:hAnsi="Times New Roman"/>
+          <w:b/>
+          <w:sz w:val="28"/>
+          <w:u w:val="none"/>
+          <w:color w:val="000000"/>
+        </w:rPr>
+        <w:t>по дисциплине «Кросс-платформенная разработка»</w:t>
+      </w:r>
+    </w:p>
+    <w:p>
+      <w:pPr>
+        <w:keepNext w:val="0"/>
+        <w:keepLines/>
+        <w:widowControl w:val="0"/>
+        <w:spacing w:before="668" w:after="0" w:line="348" w:lineRule="exact"/>
+        <w:ind w:firstLine="0" w:left="420" w:right="0"/>
+        <w:jc w:val="center"/>
+      </w:pPr>
+      <w:r>
+        <w:rPr>
+          <w:rFonts w:ascii="Times New Roman" w:hAnsi="Times New Roman"/>
+          <w:b/>
+          <w:sz w:val="28"/>
+          <w:u w:val="none"/>
+          <w:color w:val="000000"/>
+        </w:rPr>
+        <w:t>на тему: «Практикум работы с фреймворком Electron»</w:t>
+      </w:r>
+    </w:p>
+    <w:p>
+      <w:pPr>
+        <w:keepNext w:val="0"/>
+        <w:keepLines/>
+        <w:widowControl w:val="0"/>
+        <w:spacing w:before="706" w:after="0" w:line="348" w:lineRule="exact"/>
+        <w:ind w:firstLine="0" w:left="420" w:right="0"/>
+        <w:jc w:val="center"/>
+      </w:pPr>
+      <w:r>
+        <w:rPr>
+          <w:rFonts w:ascii="Times New Roman" w:hAnsi="Times New Roman"/>
+          <w:b/>
+          <w:sz w:val="28"/>
+          <w:u w:val="none"/>
+          <w:color w:val="000000"/>
+        </w:rPr>
+        <w:t>Вариант 4</w:t>
+      </w:r>
+    </w:p>
+    <w:p>
+      <w:pPr>
+        <w:keepNext w:val="0"/>
+        <w:keepLines/>
+        <w:widowControl w:val="0"/>
+        <w:spacing w:before="1618" w:after="0" w:line="348" w:lineRule="exact"/>
+        <w:ind w:firstLine="0" w:left="4512" w:right="0"/>
+        <w:jc w:val="left"/>
+      </w:pPr>
+      <w:r>
+        <w:rPr>
+          <w:rFonts w:ascii="Times New Roman" w:hAnsi="Times New Roman"/>
+          <w:b w:val="0"/>
+          <w:sz w:val="28"/>
+          <w:u w:val="none"/>
+          <w:color w:val="000000"/>
+        </w:rPr>
+        <w:t>Выполнил: студент группы ТРПО23-2</w:t>
+      </w:r>
+    </w:p>
+    <w:p>
+      <w:pPr>
+        <w:keepNext w:val="0"/>
+        <w:keepLines/>
+        <w:widowControl w:val="0"/>
+        <w:spacing w:before="240" w:after="0" w:line="348" w:lineRule="exact"/>
+        <w:ind w:firstLine="0" w:left="4512" w:right="0"/>
+        <w:jc w:val="left"/>
+      </w:pPr>
+      <w:r>
+        <w:rPr>
+          <w:rFonts w:ascii="Times New Roman" w:hAnsi="Times New Roman"/>
+          <w:b w:val="0"/>
+          <w:sz w:val="28"/>
+          <w:u w:val="single"/>
+          <w:color w:val="000000"/>
+        </w:rPr>
+        <w:t>Мельников Данила Вячеславович</w:t>
+      </w:r>
+    </w:p>
+    <w:p>
+      <w:pPr>
+        <w:keepNext w:val="0"/>
+        <w:keepLines/>
+        <w:widowControl w:val="0"/>
+        <w:spacing w:before="238" w:after="0" w:line="348" w:lineRule="exact"/>
+        <w:ind w:firstLine="0" w:left="4512" w:right="0"/>
+        <w:jc w:val="left"/>
+      </w:pPr>
+      <w:r>
+        <w:rPr>
+          <w:rFonts w:ascii="Times New Roman" w:hAnsi="Times New Roman"/>
+          <w:b w:val="0"/>
+          <w:sz w:val="28"/>
+          <w:u w:val="none"/>
+          <w:color w:val="000000"/>
+        </w:rPr>
+        <w:t>Проверил:</w:t>
+      </w:r>
+    </w:p>
+    <w:p>
+      <w:pPr>
+        <w:keepNext w:val="0"/>
+        <w:keepLines/>
+        <w:widowControl w:val="0"/>
+        <w:spacing w:before="588" w:after="0" w:line="348" w:lineRule="exact"/>
+        <w:ind w:firstLine="0" w:left="4512" w:right="0"/>
+        <w:jc w:val="left"/>
+      </w:pPr>
+      <w:r>
+        <w:rPr>
+          <w:rFonts w:ascii="Times New Roman" w:hAnsi="Times New Roman"/>
+          <w:b w:val="0"/>
+          <w:sz w:val="28"/>
+          <w:u w:val="single"/>
+          <w:color w:val="000000"/>
+        </w:rPr>
+        <w:t>Ю. С. Бузыкова</w:t>
+      </w:r>
+    </w:p>
+    <w:p>
+      <w:pPr>
+        <w:keepNext w:val="0"/>
+        <w:keepLines/>
+        <w:widowControl w:val="0"/>
+        <w:spacing w:before="596" w:after="0" w:line="348" w:lineRule="exact"/>
+        <w:ind w:firstLine="0" w:left="4512" w:right="0"/>
+        <w:jc w:val="left"/>
+      </w:pPr>
+      <w:r>
+        <w:rPr>
+          <w:rFonts w:ascii="Times New Roman" w:hAnsi="Times New Roman"/>
+          <w:b w:val="0"/>
+          <w:sz w:val="28"/>
+          <w:u w:val="none"/>
+          <w:color w:val="000000"/>
+        </w:rPr>
+        <w:t>Дата выполнения: 05.10.2026</w:t>
+      </w:r>
+    </w:p>
+    <w:p>
+      <w:pPr>
+        <w:keepNext w:val="0"/>
+        <w:keepLines/>
+        <w:widowControl w:val="0"/>
+        <w:spacing w:before="1046" w:after="0" w:line="348" w:lineRule="exact"/>
+        <w:ind w:firstLine="0" w:left="0" w:right="0"/>
+        <w:jc w:val="center"/>
+      </w:pPr>
+      <w:r>
+        <w:rPr>
+          <w:rFonts w:ascii="Times New Roman" w:hAnsi="Times New Roman"/>
+          <w:b w:val="0"/>
+          <w:sz w:val="28"/>
+          <w:u w:val="none"/>
+          <w:color w:val="000000"/>
+        </w:rPr>
+        <w:t>Москва 2026 г.</w:t>
+      </w:r>
+    </w:p>
+    <w:p>
+      <w:pPr>
+        <w:spacing w:before="0" w:after="0" w:line="20" w:lineRule="exact"/>
+        <w:sectPr>
+          <w:cols w:space="720"/>
+          <w:docGrid w:linePitch="360"/>
+          <w:type w:val="nextPage"/>
+          <w:pgSz w:w="11920" w:h="16840"/>
+          <w:pgMar w:top="1134" w:right="284" w:bottom="850" w:left="1134" w:header="0" w:footer="0" w:gutter="0"/>
+          <w:titlePg/>
+        </w:sectPr>
+      </w:pPr>
     </w:p>
     <w:p>
       <w:pPr>
         <w:pStyle w:val="Heading1"/>
       </w:pPr>
       <w:r>
-        <w:t>Практикум работы с фреймворком Electron</w:t>
-      </w:r>
-    </w:p>
-    <w:p>
-      <w:pPr>
-        <w:jc w:val="center"/>
-      </w:pPr>
-      <w:r>
-        <w:t>Вариант 4 — собственное главное меню</w:t>
-        <w:br/>
-        <w:t>с пунктом «Обновить список»</w:t>
-      </w:r>
-    </w:p>
-    <w:p>
-      <w:pPr>
-        <w:jc w:val="right"/>
-      </w:pPr>
-      <w:r>
-        <w:t>Выполнил: Мельников Данила Вячеславович</w:t>
-        <w:br/>
-        <w:t>Группа: ТРПО23-2</w:t>
-        <w:br/>
-        <w:t>Дата: 5 октября 2026 года</w:t>
+        <w:t>Введение</w:t>
       </w:r>
     </w:p>
     <w:p>
@@ -87,14 +300,6 @@
     <w:p>
       <w:r>
         <w:t>Приложение и отчёт опубликованы в общедоступном репозитории https://github.com/melnofff/crossplatform-practice-03. Испытания выполнены на Windows x64.</w:t>
-      </w:r>
-    </w:p>
-    <w:p>
-      <w:pPr>
-        <w:jc w:val="center"/>
-      </w:pPr>
-      <w:r>
-        <w:t>Москва 2026</w:t>
       </w:r>
     </w:p>
     <w:p>
